--- a/Evolve_Dashboard_Metric_Computations.backup.docx
+++ b/Evolve_Dashboard_Metric_Computations.backup.docx
@@ -2793,6 +2793,1992 @@
         <w:t>MATCHES — Real salary from the supporting schedules (hourly wage x scheduled hours) + FFS (per-syringe uses COGS qty, else 1/row) + commission + 12.5% benefits. CHANGED: the 15% commission now applies to COMMISSIONABLE sales only (excludes item_category LIKE 'Retail%' and 'Memberships') — it was 15% of all sales, which overstated payroll margin (~36.4%); excluding retail/memberships pulls it down a few points (and lifts gross margin). Denominator is unchanged (total sales accrual). Note: schedule rows with NULL job_name (the largest group) get no wage match -&gt; $0 base, so hourly support labor is under-counted until job_name is populated. Computed per location and chain.</w:t>
       </w:r>
     </w:p>
+    <w:p>
+      <w:pPr>
+        <w:pStyle w:val="Heading3"/>
+      </w:pPr>
+      <w:r>
+        <w:t>Payroll Margin — per-center breakdown (June 2026 MTD)</w:t>
+      </w:r>
+    </w:p>
+    <w:p>
+      <w:r>
+        <w:rPr>
+          <w:i/>
+          <w:sz w:val="18"/>
+        </w:rPr>
+        <w:t>Source: payroll_margin_check.sql (utils/payroll.py logic) — reconciles with live payroll_margin_pct = 38.96%. Money in $; margin pooled = Σsalary / Σsales_accrual.</w:t>
+      </w:r>
+    </w:p>
+    <w:tbl>
+      <w:tblPr>
+        <w:tblStyle w:val="TableGrid"/>
+        <w:tblW w:type="auto" w:w="0"/>
+        <w:tblLook w:firstColumn="1" w:firstRow="1" w:lastColumn="0" w:lastRow="0" w:noHBand="0" w:noVBand="1" w:val="04A0"/>
+      </w:tblPr>
+      <w:tblGrid>
+        <w:gridCol w:w="1080"/>
+        <w:gridCol w:w="1080"/>
+        <w:gridCol w:w="1080"/>
+        <w:gridCol w:w="1080"/>
+        <w:gridCol w:w="1080"/>
+        <w:gridCol w:w="1080"/>
+        <w:gridCol w:w="1080"/>
+        <w:gridCol w:w="1080"/>
+      </w:tblGrid>
+      <w:tr>
+        <w:tc>
+          <w:tcPr>
+            <w:tcW w:type="dxa" w:w="1080"/>
+          </w:tcPr>
+          <w:p>
+            <w:r/>
+            <w:r>
+              <w:rPr>
+                <w:b/>
+                <w:sz w:val="18"/>
+              </w:rPr>
+              <w:t>Center</w:t>
+            </w:r>
+          </w:p>
+        </w:tc>
+        <w:tc>
+          <w:tcPr>
+            <w:tcW w:type="dxa" w:w="1080"/>
+          </w:tcPr>
+          <w:p>
+            <w:r/>
+            <w:r>
+              <w:rPr>
+                <w:b/>
+                <w:sz w:val="18"/>
+              </w:rPr>
+              <w:t>Base</w:t>
+            </w:r>
+          </w:p>
+        </w:tc>
+        <w:tc>
+          <w:tcPr>
+            <w:tcW w:type="dxa" w:w="1080"/>
+          </w:tcPr>
+          <w:p>
+            <w:r/>
+            <w:r>
+              <w:rPr>
+                <w:b/>
+                <w:sz w:val="18"/>
+              </w:rPr>
+              <w:t>FFS</w:t>
+            </w:r>
+          </w:p>
+        </w:tc>
+        <w:tc>
+          <w:tcPr>
+            <w:tcW w:type="dxa" w:w="1080"/>
+          </w:tcPr>
+          <w:p>
+            <w:r/>
+            <w:r>
+              <w:rPr>
+                <w:b/>
+                <w:sz w:val="18"/>
+              </w:rPr>
+              <w:t>Comm</w:t>
+            </w:r>
+          </w:p>
+        </w:tc>
+        <w:tc>
+          <w:tcPr>
+            <w:tcW w:type="dxa" w:w="1080"/>
+          </w:tcPr>
+          <w:p>
+            <w:r/>
+            <w:r>
+              <w:rPr>
+                <w:b/>
+                <w:sz w:val="18"/>
+              </w:rPr>
+              <w:t>Benefits</w:t>
+            </w:r>
+          </w:p>
+        </w:tc>
+        <w:tc>
+          <w:tcPr>
+            <w:tcW w:type="dxa" w:w="1080"/>
+          </w:tcPr>
+          <w:p>
+            <w:r/>
+            <w:r>
+              <w:rPr>
+                <w:b/>
+                <w:sz w:val="18"/>
+              </w:rPr>
+              <w:t>Salary</w:t>
+            </w:r>
+          </w:p>
+        </w:tc>
+        <w:tc>
+          <w:tcPr>
+            <w:tcW w:type="dxa" w:w="1080"/>
+          </w:tcPr>
+          <w:p>
+            <w:r/>
+            <w:r>
+              <w:rPr>
+                <w:b/>
+                <w:sz w:val="18"/>
+              </w:rPr>
+              <w:t>Sales Accrual</w:t>
+            </w:r>
+          </w:p>
+        </w:tc>
+        <w:tc>
+          <w:tcPr>
+            <w:tcW w:type="dxa" w:w="1080"/>
+          </w:tcPr>
+          <w:p>
+            <w:r/>
+            <w:r>
+              <w:rPr>
+                <w:b/>
+                <w:sz w:val="18"/>
+              </w:rPr>
+              <w:t>Salary Margin %</w:t>
+            </w:r>
+          </w:p>
+        </w:tc>
+      </w:tr>
+      <w:tr>
+        <w:tc>
+          <w:tcPr>
+            <w:tcW w:type="dxa" w:w="1080"/>
+          </w:tcPr>
+          <w:p>
+            <w:r/>
+            <w:r>
+              <w:rPr>
+                <w:b w:val="0"/>
+                <w:sz w:val="18"/>
+              </w:rPr>
+              <w:t>Bel Air, MD</w:t>
+            </w:r>
+          </w:p>
+        </w:tc>
+        <w:tc>
+          <w:tcPr>
+            <w:tcW w:type="dxa" w:w="1080"/>
+          </w:tcPr>
+          <w:p>
+            <w:r/>
+            <w:r>
+              <w:rPr>
+                <w:b w:val="0"/>
+                <w:sz w:val="18"/>
+              </w:rPr>
+              <w:t>22,652.80</w:t>
+            </w:r>
+          </w:p>
+        </w:tc>
+        <w:tc>
+          <w:tcPr>
+            <w:tcW w:type="dxa" w:w="1080"/>
+          </w:tcPr>
+          <w:p>
+            <w:r/>
+            <w:r>
+              <w:rPr>
+                <w:b w:val="0"/>
+                <w:sz w:val="18"/>
+              </w:rPr>
+              <w:t>3,691.00</w:t>
+            </w:r>
+          </w:p>
+        </w:tc>
+        <w:tc>
+          <w:tcPr>
+            <w:tcW w:type="dxa" w:w="1080"/>
+          </w:tcPr>
+          <w:p>
+            <w:r/>
+            <w:r>
+              <w:rPr>
+                <w:b w:val="0"/>
+                <w:sz w:val="18"/>
+              </w:rPr>
+              <w:t>17,671.14</w:t>
+            </w:r>
+          </w:p>
+        </w:tc>
+        <w:tc>
+          <w:tcPr>
+            <w:tcW w:type="dxa" w:w="1080"/>
+          </w:tcPr>
+          <w:p>
+            <w:r/>
+            <w:r>
+              <w:rPr>
+                <w:b w:val="0"/>
+                <w:sz w:val="18"/>
+              </w:rPr>
+              <w:t>5,501.87</w:t>
+            </w:r>
+          </w:p>
+        </w:tc>
+        <w:tc>
+          <w:tcPr>
+            <w:tcW w:type="dxa" w:w="1080"/>
+          </w:tcPr>
+          <w:p>
+            <w:r/>
+            <w:r>
+              <w:rPr>
+                <w:b w:val="0"/>
+                <w:sz w:val="18"/>
+              </w:rPr>
+              <w:t>49,516.81</w:t>
+            </w:r>
+          </w:p>
+        </w:tc>
+        <w:tc>
+          <w:tcPr>
+            <w:tcW w:type="dxa" w:w="1080"/>
+          </w:tcPr>
+          <w:p>
+            <w:r/>
+            <w:r>
+              <w:rPr>
+                <w:b w:val="0"/>
+                <w:sz w:val="18"/>
+              </w:rPr>
+              <w:t>119,434.64</w:t>
+            </w:r>
+          </w:p>
+        </w:tc>
+        <w:tc>
+          <w:tcPr>
+            <w:tcW w:type="dxa" w:w="1080"/>
+          </w:tcPr>
+          <w:p>
+            <w:r/>
+            <w:r>
+              <w:rPr>
+                <w:b w:val="0"/>
+                <w:sz w:val="18"/>
+              </w:rPr>
+              <w:t>41.46%</w:t>
+            </w:r>
+          </w:p>
+        </w:tc>
+      </w:tr>
+      <w:tr>
+        <w:tc>
+          <w:tcPr>
+            <w:tcW w:type="dxa" w:w="1080"/>
+          </w:tcPr>
+          <w:p>
+            <w:r/>
+            <w:r>
+              <w:rPr>
+                <w:b w:val="0"/>
+                <w:sz w:val="18"/>
+              </w:rPr>
+              <w:t>Bridgewater, NJ</w:t>
+            </w:r>
+          </w:p>
+        </w:tc>
+        <w:tc>
+          <w:tcPr>
+            <w:tcW w:type="dxa" w:w="1080"/>
+          </w:tcPr>
+          <w:p>
+            <w:r/>
+            <w:r>
+              <w:rPr>
+                <w:b w:val="0"/>
+                <w:sz w:val="18"/>
+              </w:rPr>
+              <w:t>14,112.62</w:t>
+            </w:r>
+          </w:p>
+        </w:tc>
+        <w:tc>
+          <w:tcPr>
+            <w:tcW w:type="dxa" w:w="1080"/>
+          </w:tcPr>
+          <w:p>
+            <w:r/>
+            <w:r>
+              <w:rPr>
+                <w:b w:val="0"/>
+                <w:sz w:val="18"/>
+              </w:rPr>
+              <w:t>1,712.00</w:t>
+            </w:r>
+          </w:p>
+        </w:tc>
+        <w:tc>
+          <w:tcPr>
+            <w:tcW w:type="dxa" w:w="1080"/>
+          </w:tcPr>
+          <w:p>
+            <w:r/>
+            <w:r>
+              <w:rPr>
+                <w:b w:val="0"/>
+                <w:sz w:val="18"/>
+              </w:rPr>
+              <w:t>7,727.69</w:t>
+            </w:r>
+          </w:p>
+        </w:tc>
+        <w:tc>
+          <w:tcPr>
+            <w:tcW w:type="dxa" w:w="1080"/>
+          </w:tcPr>
+          <w:p>
+            <w:r/>
+            <w:r>
+              <w:rPr>
+                <w:b w:val="0"/>
+                <w:sz w:val="18"/>
+              </w:rPr>
+              <w:t>2,944.04</w:t>
+            </w:r>
+          </w:p>
+        </w:tc>
+        <w:tc>
+          <w:tcPr>
+            <w:tcW w:type="dxa" w:w="1080"/>
+          </w:tcPr>
+          <w:p>
+            <w:r/>
+            <w:r>
+              <w:rPr>
+                <w:b w:val="0"/>
+                <w:sz w:val="18"/>
+              </w:rPr>
+              <w:t>26,496.34</w:t>
+            </w:r>
+          </w:p>
+        </w:tc>
+        <w:tc>
+          <w:tcPr>
+            <w:tcW w:type="dxa" w:w="1080"/>
+          </w:tcPr>
+          <w:p>
+            <w:r/>
+            <w:r>
+              <w:rPr>
+                <w:b w:val="0"/>
+                <w:sz w:val="18"/>
+              </w:rPr>
+              <w:t>52,064.90</w:t>
+            </w:r>
+          </w:p>
+        </w:tc>
+        <w:tc>
+          <w:tcPr>
+            <w:tcW w:type="dxa" w:w="1080"/>
+          </w:tcPr>
+          <w:p>
+            <w:r/>
+            <w:r>
+              <w:rPr>
+                <w:b w:val="0"/>
+                <w:sz w:val="18"/>
+              </w:rPr>
+              <w:t>50.89%</w:t>
+            </w:r>
+          </w:p>
+        </w:tc>
+      </w:tr>
+      <w:tr>
+        <w:tc>
+          <w:tcPr>
+            <w:tcW w:type="dxa" w:w="1080"/>
+          </w:tcPr>
+          <w:p>
+            <w:r/>
+            <w:r>
+              <w:rPr>
+                <w:b w:val="0"/>
+                <w:sz w:val="18"/>
+              </w:rPr>
+              <w:t>Denville, NJ</w:t>
+            </w:r>
+          </w:p>
+        </w:tc>
+        <w:tc>
+          <w:tcPr>
+            <w:tcW w:type="dxa" w:w="1080"/>
+          </w:tcPr>
+          <w:p>
+            <w:r/>
+            <w:r>
+              <w:rPr>
+                <w:b w:val="0"/>
+                <w:sz w:val="18"/>
+              </w:rPr>
+              <w:t>31,928.01</w:t>
+            </w:r>
+          </w:p>
+        </w:tc>
+        <w:tc>
+          <w:tcPr>
+            <w:tcW w:type="dxa" w:w="1080"/>
+          </w:tcPr>
+          <w:p>
+            <w:r/>
+            <w:r>
+              <w:rPr>
+                <w:b w:val="0"/>
+                <w:sz w:val="18"/>
+              </w:rPr>
+              <w:t>6,049.00</w:t>
+            </w:r>
+          </w:p>
+        </w:tc>
+        <w:tc>
+          <w:tcPr>
+            <w:tcW w:type="dxa" w:w="1080"/>
+          </w:tcPr>
+          <w:p>
+            <w:r/>
+            <w:r>
+              <w:rPr>
+                <w:b w:val="0"/>
+                <w:sz w:val="18"/>
+              </w:rPr>
+              <w:t>30,045.34</w:t>
+            </w:r>
+          </w:p>
+        </w:tc>
+        <w:tc>
+          <w:tcPr>
+            <w:tcW w:type="dxa" w:w="1080"/>
+          </w:tcPr>
+          <w:p>
+            <w:r/>
+            <w:r>
+              <w:rPr>
+                <w:b w:val="0"/>
+                <w:sz w:val="18"/>
+              </w:rPr>
+              <w:t>8,502.79</w:t>
+            </w:r>
+          </w:p>
+        </w:tc>
+        <w:tc>
+          <w:tcPr>
+            <w:tcW w:type="dxa" w:w="1080"/>
+          </w:tcPr>
+          <w:p>
+            <w:r/>
+            <w:r>
+              <w:rPr>
+                <w:b w:val="0"/>
+                <w:sz w:val="18"/>
+              </w:rPr>
+              <w:t>76,525.15</w:t>
+            </w:r>
+          </w:p>
+        </w:tc>
+        <w:tc>
+          <w:tcPr>
+            <w:tcW w:type="dxa" w:w="1080"/>
+          </w:tcPr>
+          <w:p>
+            <w:r/>
+            <w:r>
+              <w:rPr>
+                <w:b w:val="0"/>
+                <w:sz w:val="18"/>
+              </w:rPr>
+              <w:t>205,542.41</w:t>
+            </w:r>
+          </w:p>
+        </w:tc>
+        <w:tc>
+          <w:tcPr>
+            <w:tcW w:type="dxa" w:w="1080"/>
+          </w:tcPr>
+          <w:p>
+            <w:r/>
+            <w:r>
+              <w:rPr>
+                <w:b w:val="0"/>
+                <w:sz w:val="18"/>
+              </w:rPr>
+              <w:t>37.23%</w:t>
+            </w:r>
+          </w:p>
+        </w:tc>
+      </w:tr>
+      <w:tr>
+        <w:tc>
+          <w:tcPr>
+            <w:tcW w:type="dxa" w:w="1080"/>
+          </w:tcPr>
+          <w:p>
+            <w:r/>
+            <w:r>
+              <w:rPr>
+                <w:b w:val="0"/>
+                <w:sz w:val="18"/>
+              </w:rPr>
+              <w:t>Frederick, MD</w:t>
+            </w:r>
+          </w:p>
+        </w:tc>
+        <w:tc>
+          <w:tcPr>
+            <w:tcW w:type="dxa" w:w="1080"/>
+          </w:tcPr>
+          <w:p>
+            <w:r/>
+            <w:r>
+              <w:rPr>
+                <w:b w:val="0"/>
+                <w:sz w:val="18"/>
+              </w:rPr>
+              <w:t>18,116.12</w:t>
+            </w:r>
+          </w:p>
+        </w:tc>
+        <w:tc>
+          <w:tcPr>
+            <w:tcW w:type="dxa" w:w="1080"/>
+          </w:tcPr>
+          <w:p>
+            <w:r/>
+            <w:r>
+              <w:rPr>
+                <w:b w:val="0"/>
+                <w:sz w:val="18"/>
+              </w:rPr>
+              <w:t>3,184.00</w:t>
+            </w:r>
+          </w:p>
+        </w:tc>
+        <w:tc>
+          <w:tcPr>
+            <w:tcW w:type="dxa" w:w="1080"/>
+          </w:tcPr>
+          <w:p>
+            <w:r/>
+            <w:r>
+              <w:rPr>
+                <w:b w:val="0"/>
+                <w:sz w:val="18"/>
+              </w:rPr>
+              <w:t>15,733.44</w:t>
+            </w:r>
+          </w:p>
+        </w:tc>
+        <w:tc>
+          <w:tcPr>
+            <w:tcW w:type="dxa" w:w="1080"/>
+          </w:tcPr>
+          <w:p>
+            <w:r/>
+            <w:r>
+              <w:rPr>
+                <w:b w:val="0"/>
+                <w:sz w:val="18"/>
+              </w:rPr>
+              <w:t>4,629.19</w:t>
+            </w:r>
+          </w:p>
+        </w:tc>
+        <w:tc>
+          <w:tcPr>
+            <w:tcW w:type="dxa" w:w="1080"/>
+          </w:tcPr>
+          <w:p>
+            <w:r/>
+            <w:r>
+              <w:rPr>
+                <w:b w:val="0"/>
+                <w:sz w:val="18"/>
+              </w:rPr>
+              <w:t>41,662.74</w:t>
+            </w:r>
+          </w:p>
+        </w:tc>
+        <w:tc>
+          <w:tcPr>
+            <w:tcW w:type="dxa" w:w="1080"/>
+          </w:tcPr>
+          <w:p>
+            <w:r/>
+            <w:r>
+              <w:rPr>
+                <w:b w:val="0"/>
+                <w:sz w:val="18"/>
+              </w:rPr>
+              <w:t>107,448.69</w:t>
+            </w:r>
+          </w:p>
+        </w:tc>
+        <w:tc>
+          <w:tcPr>
+            <w:tcW w:type="dxa" w:w="1080"/>
+          </w:tcPr>
+          <w:p>
+            <w:r/>
+            <w:r>
+              <w:rPr>
+                <w:b w:val="0"/>
+                <w:sz w:val="18"/>
+              </w:rPr>
+              <w:t>38.77%</w:t>
+            </w:r>
+          </w:p>
+        </w:tc>
+      </w:tr>
+      <w:tr>
+        <w:tc>
+          <w:tcPr>
+            <w:tcW w:type="dxa" w:w="1080"/>
+          </w:tcPr>
+          <w:p>
+            <w:r/>
+            <w:r>
+              <w:rPr>
+                <w:b w:val="0"/>
+                <w:sz w:val="18"/>
+              </w:rPr>
+              <w:t>Hoboken, NJ</w:t>
+            </w:r>
+          </w:p>
+        </w:tc>
+        <w:tc>
+          <w:tcPr>
+            <w:tcW w:type="dxa" w:w="1080"/>
+          </w:tcPr>
+          <w:p>
+            <w:r/>
+            <w:r>
+              <w:rPr>
+                <w:b w:val="0"/>
+                <w:sz w:val="18"/>
+              </w:rPr>
+              <w:t>37,919.34</w:t>
+            </w:r>
+          </w:p>
+        </w:tc>
+        <w:tc>
+          <w:tcPr>
+            <w:tcW w:type="dxa" w:w="1080"/>
+          </w:tcPr>
+          <w:p>
+            <w:r/>
+            <w:r>
+              <w:rPr>
+                <w:b w:val="0"/>
+                <w:sz w:val="18"/>
+              </w:rPr>
+              <w:t>6,695.50</w:t>
+            </w:r>
+          </w:p>
+        </w:tc>
+        <w:tc>
+          <w:tcPr>
+            <w:tcW w:type="dxa" w:w="1080"/>
+          </w:tcPr>
+          <w:p>
+            <w:r/>
+            <w:r>
+              <w:rPr>
+                <w:b w:val="0"/>
+                <w:sz w:val="18"/>
+              </w:rPr>
+              <w:t>36,918.24</w:t>
+            </w:r>
+          </w:p>
+        </w:tc>
+        <w:tc>
+          <w:tcPr>
+            <w:tcW w:type="dxa" w:w="1080"/>
+          </w:tcPr>
+          <w:p>
+            <w:r/>
+            <w:r>
+              <w:rPr>
+                <w:b w:val="0"/>
+                <w:sz w:val="18"/>
+              </w:rPr>
+              <w:t>10,191.63</w:t>
+            </w:r>
+          </w:p>
+        </w:tc>
+        <w:tc>
+          <w:tcPr>
+            <w:tcW w:type="dxa" w:w="1080"/>
+          </w:tcPr>
+          <w:p>
+            <w:r/>
+            <w:r>
+              <w:rPr>
+                <w:b w:val="0"/>
+                <w:sz w:val="18"/>
+              </w:rPr>
+              <w:t>91,724.71</w:t>
+            </w:r>
+          </w:p>
+        </w:tc>
+        <w:tc>
+          <w:tcPr>
+            <w:tcW w:type="dxa" w:w="1080"/>
+          </w:tcPr>
+          <w:p>
+            <w:r/>
+            <w:r>
+              <w:rPr>
+                <w:b w:val="0"/>
+                <w:sz w:val="18"/>
+              </w:rPr>
+              <w:t>257,479.39</w:t>
+            </w:r>
+          </w:p>
+        </w:tc>
+        <w:tc>
+          <w:tcPr>
+            <w:tcW w:type="dxa" w:w="1080"/>
+          </w:tcPr>
+          <w:p>
+            <w:r/>
+            <w:r>
+              <w:rPr>
+                <w:b w:val="0"/>
+                <w:sz w:val="18"/>
+              </w:rPr>
+              <w:t>35.62%</w:t>
+            </w:r>
+          </w:p>
+        </w:tc>
+      </w:tr>
+      <w:tr>
+        <w:tc>
+          <w:tcPr>
+            <w:tcW w:type="dxa" w:w="1080"/>
+          </w:tcPr>
+          <w:p>
+            <w:r/>
+            <w:r>
+              <w:rPr>
+                <w:b w:val="0"/>
+                <w:sz w:val="18"/>
+              </w:rPr>
+              <w:t>Jersey City, NJ</w:t>
+            </w:r>
+          </w:p>
+        </w:tc>
+        <w:tc>
+          <w:tcPr>
+            <w:tcW w:type="dxa" w:w="1080"/>
+          </w:tcPr>
+          <w:p>
+            <w:r/>
+            <w:r>
+              <w:rPr>
+                <w:b w:val="0"/>
+                <w:sz w:val="18"/>
+              </w:rPr>
+              <w:t>37,729.68</w:t>
+            </w:r>
+          </w:p>
+        </w:tc>
+        <w:tc>
+          <w:tcPr>
+            <w:tcW w:type="dxa" w:w="1080"/>
+          </w:tcPr>
+          <w:p>
+            <w:r/>
+            <w:r>
+              <w:rPr>
+                <w:b w:val="0"/>
+                <w:sz w:val="18"/>
+              </w:rPr>
+              <w:t>6,912.75</w:t>
+            </w:r>
+          </w:p>
+        </w:tc>
+        <w:tc>
+          <w:tcPr>
+            <w:tcW w:type="dxa" w:w="1080"/>
+          </w:tcPr>
+          <w:p>
+            <w:r/>
+            <w:r>
+              <w:rPr>
+                <w:b w:val="0"/>
+                <w:sz w:val="18"/>
+              </w:rPr>
+              <w:t>42,288.55</w:t>
+            </w:r>
+          </w:p>
+        </w:tc>
+        <w:tc>
+          <w:tcPr>
+            <w:tcW w:type="dxa" w:w="1080"/>
+          </w:tcPr>
+          <w:p>
+            <w:r/>
+            <w:r>
+              <w:rPr>
+                <w:b w:val="0"/>
+                <w:sz w:val="18"/>
+              </w:rPr>
+              <w:t>10,866.37</w:t>
+            </w:r>
+          </w:p>
+        </w:tc>
+        <w:tc>
+          <w:tcPr>
+            <w:tcW w:type="dxa" w:w="1080"/>
+          </w:tcPr>
+          <w:p>
+            <w:r/>
+            <w:r>
+              <w:rPr>
+                <w:b w:val="0"/>
+                <w:sz w:val="18"/>
+              </w:rPr>
+              <w:t>97,797.35</w:t>
+            </w:r>
+          </w:p>
+        </w:tc>
+        <w:tc>
+          <w:tcPr>
+            <w:tcW w:type="dxa" w:w="1080"/>
+          </w:tcPr>
+          <w:p>
+            <w:r/>
+            <w:r>
+              <w:rPr>
+                <w:b w:val="0"/>
+                <w:sz w:val="18"/>
+              </w:rPr>
+              <w:t>295,374.65</w:t>
+            </w:r>
+          </w:p>
+        </w:tc>
+        <w:tc>
+          <w:tcPr>
+            <w:tcW w:type="dxa" w:w="1080"/>
+          </w:tcPr>
+          <w:p>
+            <w:r/>
+            <w:r>
+              <w:rPr>
+                <w:b w:val="0"/>
+                <w:sz w:val="18"/>
+              </w:rPr>
+              <w:t>33.11%</w:t>
+            </w:r>
+          </w:p>
+        </w:tc>
+      </w:tr>
+      <w:tr>
+        <w:tc>
+          <w:tcPr>
+            <w:tcW w:type="dxa" w:w="1080"/>
+          </w:tcPr>
+          <w:p>
+            <w:r/>
+            <w:r>
+              <w:rPr>
+                <w:b w:val="0"/>
+                <w:sz w:val="18"/>
+              </w:rPr>
+              <w:t>Lancaster, PA</w:t>
+            </w:r>
+          </w:p>
+        </w:tc>
+        <w:tc>
+          <w:tcPr>
+            <w:tcW w:type="dxa" w:w="1080"/>
+          </w:tcPr>
+          <w:p>
+            <w:r/>
+            <w:r>
+              <w:rPr>
+                <w:b w:val="0"/>
+                <w:sz w:val="18"/>
+              </w:rPr>
+              <w:t>10,398.83</w:t>
+            </w:r>
+          </w:p>
+        </w:tc>
+        <w:tc>
+          <w:tcPr>
+            <w:tcW w:type="dxa" w:w="1080"/>
+          </w:tcPr>
+          <w:p>
+            <w:r/>
+            <w:r>
+              <w:rPr>
+                <w:b w:val="0"/>
+                <w:sz w:val="18"/>
+              </w:rPr>
+              <w:t>1,733.50</w:t>
+            </w:r>
+          </w:p>
+        </w:tc>
+        <w:tc>
+          <w:tcPr>
+            <w:tcW w:type="dxa" w:w="1080"/>
+          </w:tcPr>
+          <w:p>
+            <w:r/>
+            <w:r>
+              <w:rPr>
+                <w:b w:val="0"/>
+                <w:sz w:val="18"/>
+              </w:rPr>
+              <w:t>4,865.64</w:t>
+            </w:r>
+          </w:p>
+        </w:tc>
+        <w:tc>
+          <w:tcPr>
+            <w:tcW w:type="dxa" w:w="1080"/>
+          </w:tcPr>
+          <w:p>
+            <w:r/>
+            <w:r>
+              <w:rPr>
+                <w:b w:val="0"/>
+                <w:sz w:val="18"/>
+              </w:rPr>
+              <w:t>2,124.75</w:t>
+            </w:r>
+          </w:p>
+        </w:tc>
+        <w:tc>
+          <w:tcPr>
+            <w:tcW w:type="dxa" w:w="1080"/>
+          </w:tcPr>
+          <w:p>
+            <w:r/>
+            <w:r>
+              <w:rPr>
+                <w:b w:val="0"/>
+                <w:sz w:val="18"/>
+              </w:rPr>
+              <w:t>19,122.71</w:t>
+            </w:r>
+          </w:p>
+        </w:tc>
+        <w:tc>
+          <w:tcPr>
+            <w:tcW w:type="dxa" w:w="1080"/>
+          </w:tcPr>
+          <w:p>
+            <w:r/>
+            <w:r>
+              <w:rPr>
+                <w:b w:val="0"/>
+                <w:sz w:val="18"/>
+              </w:rPr>
+              <w:t>32,806.69</w:t>
+            </w:r>
+          </w:p>
+        </w:tc>
+        <w:tc>
+          <w:tcPr>
+            <w:tcW w:type="dxa" w:w="1080"/>
+          </w:tcPr>
+          <w:p>
+            <w:r/>
+            <w:r>
+              <w:rPr>
+                <w:b w:val="0"/>
+                <w:sz w:val="18"/>
+              </w:rPr>
+              <w:t>58.29%</w:t>
+            </w:r>
+          </w:p>
+        </w:tc>
+      </w:tr>
+      <w:tr>
+        <w:tc>
+          <w:tcPr>
+            <w:tcW w:type="dxa" w:w="1080"/>
+          </w:tcPr>
+          <w:p>
+            <w:r/>
+            <w:r>
+              <w:rPr>
+                <w:b w:val="0"/>
+                <w:sz w:val="18"/>
+              </w:rPr>
+              <w:t>Montclair, NJ</w:t>
+            </w:r>
+          </w:p>
+        </w:tc>
+        <w:tc>
+          <w:tcPr>
+            <w:tcW w:type="dxa" w:w="1080"/>
+          </w:tcPr>
+          <w:p>
+            <w:r/>
+            <w:r>
+              <w:rPr>
+                <w:b w:val="0"/>
+                <w:sz w:val="18"/>
+              </w:rPr>
+              <w:t>24,551.71</w:t>
+            </w:r>
+          </w:p>
+        </w:tc>
+        <w:tc>
+          <w:tcPr>
+            <w:tcW w:type="dxa" w:w="1080"/>
+          </w:tcPr>
+          <w:p>
+            <w:r/>
+            <w:r>
+              <w:rPr>
+                <w:b w:val="0"/>
+                <w:sz w:val="18"/>
+              </w:rPr>
+              <w:t>3,789.00</w:t>
+            </w:r>
+          </w:p>
+        </w:tc>
+        <w:tc>
+          <w:tcPr>
+            <w:tcW w:type="dxa" w:w="1080"/>
+          </w:tcPr>
+          <w:p>
+            <w:r/>
+            <w:r>
+              <w:rPr>
+                <w:b w:val="0"/>
+                <w:sz w:val="18"/>
+              </w:rPr>
+              <w:t>21,645.70</w:t>
+            </w:r>
+          </w:p>
+        </w:tc>
+        <w:tc>
+          <w:tcPr>
+            <w:tcW w:type="dxa" w:w="1080"/>
+          </w:tcPr>
+          <w:p>
+            <w:r/>
+            <w:r>
+              <w:rPr>
+                <w:b w:val="0"/>
+                <w:sz w:val="18"/>
+              </w:rPr>
+              <w:t>6,248.30</w:t>
+            </w:r>
+          </w:p>
+        </w:tc>
+        <w:tc>
+          <w:tcPr>
+            <w:tcW w:type="dxa" w:w="1080"/>
+          </w:tcPr>
+          <w:p>
+            <w:r/>
+            <w:r>
+              <w:rPr>
+                <w:b w:val="0"/>
+                <w:sz w:val="18"/>
+              </w:rPr>
+              <w:t>56,234.71</w:t>
+            </w:r>
+          </w:p>
+        </w:tc>
+        <w:tc>
+          <w:tcPr>
+            <w:tcW w:type="dxa" w:w="1080"/>
+          </w:tcPr>
+          <w:p>
+            <w:r/>
+            <w:r>
+              <w:rPr>
+                <w:b w:val="0"/>
+                <w:sz w:val="18"/>
+              </w:rPr>
+              <w:t>148,561.71</w:t>
+            </w:r>
+          </w:p>
+        </w:tc>
+        <w:tc>
+          <w:tcPr>
+            <w:tcW w:type="dxa" w:w="1080"/>
+          </w:tcPr>
+          <w:p>
+            <w:r/>
+            <w:r>
+              <w:rPr>
+                <w:b w:val="0"/>
+                <w:sz w:val="18"/>
+              </w:rPr>
+              <w:t>37.85%</w:t>
+            </w:r>
+          </w:p>
+        </w:tc>
+      </w:tr>
+      <w:tr>
+        <w:tc>
+          <w:tcPr>
+            <w:tcW w:type="dxa" w:w="1080"/>
+          </w:tcPr>
+          <w:p>
+            <w:r/>
+            <w:r>
+              <w:rPr>
+                <w:b w:val="0"/>
+                <w:sz w:val="18"/>
+              </w:rPr>
+              <w:t>Old Bridge, NJ</w:t>
+            </w:r>
+          </w:p>
+        </w:tc>
+        <w:tc>
+          <w:tcPr>
+            <w:tcW w:type="dxa" w:w="1080"/>
+          </w:tcPr>
+          <w:p>
+            <w:r/>
+            <w:r>
+              <w:rPr>
+                <w:b w:val="0"/>
+                <w:sz w:val="18"/>
+              </w:rPr>
+              <w:t>14,053.21</w:t>
+            </w:r>
+          </w:p>
+        </w:tc>
+        <w:tc>
+          <w:tcPr>
+            <w:tcW w:type="dxa" w:w="1080"/>
+          </w:tcPr>
+          <w:p>
+            <w:r/>
+            <w:r>
+              <w:rPr>
+                <w:b w:val="0"/>
+                <w:sz w:val="18"/>
+              </w:rPr>
+              <w:t>2,249.75</w:t>
+            </w:r>
+          </w:p>
+        </w:tc>
+        <w:tc>
+          <w:tcPr>
+            <w:tcW w:type="dxa" w:w="1080"/>
+          </w:tcPr>
+          <w:p>
+            <w:r/>
+            <w:r>
+              <w:rPr>
+                <w:b w:val="0"/>
+                <w:sz w:val="18"/>
+              </w:rPr>
+              <w:t>10,241.71</w:t>
+            </w:r>
+          </w:p>
+        </w:tc>
+        <w:tc>
+          <w:tcPr>
+            <w:tcW w:type="dxa" w:w="1080"/>
+          </w:tcPr>
+          <w:p>
+            <w:r/>
+            <w:r>
+              <w:rPr>
+                <w:b w:val="0"/>
+                <w:sz w:val="18"/>
+              </w:rPr>
+              <w:t>3,318.08</w:t>
+            </w:r>
+          </w:p>
+        </w:tc>
+        <w:tc>
+          <w:tcPr>
+            <w:tcW w:type="dxa" w:w="1080"/>
+          </w:tcPr>
+          <w:p>
+            <w:r/>
+            <w:r>
+              <w:rPr>
+                <w:b w:val="0"/>
+                <w:sz w:val="18"/>
+              </w:rPr>
+              <w:t>29,862.76</w:t>
+            </w:r>
+          </w:p>
+        </w:tc>
+        <w:tc>
+          <w:tcPr>
+            <w:tcW w:type="dxa" w:w="1080"/>
+          </w:tcPr>
+          <w:p>
+            <w:r/>
+            <w:r>
+              <w:rPr>
+                <w:b w:val="0"/>
+                <w:sz w:val="18"/>
+              </w:rPr>
+              <w:t>69,805.59</w:t>
+            </w:r>
+          </w:p>
+        </w:tc>
+        <w:tc>
+          <w:tcPr>
+            <w:tcW w:type="dxa" w:w="1080"/>
+          </w:tcPr>
+          <w:p>
+            <w:r/>
+            <w:r>
+              <w:rPr>
+                <w:b w:val="0"/>
+                <w:sz w:val="18"/>
+              </w:rPr>
+              <w:t>42.78%</w:t>
+            </w:r>
+          </w:p>
+        </w:tc>
+      </w:tr>
+      <w:tr>
+        <w:tc>
+          <w:tcPr>
+            <w:tcW w:type="dxa" w:w="1080"/>
+          </w:tcPr>
+          <w:p>
+            <w:r/>
+            <w:r>
+              <w:rPr>
+                <w:b w:val="0"/>
+                <w:sz w:val="18"/>
+              </w:rPr>
+              <w:t>Red Bank, NJ</w:t>
+            </w:r>
+          </w:p>
+        </w:tc>
+        <w:tc>
+          <w:tcPr>
+            <w:tcW w:type="dxa" w:w="1080"/>
+          </w:tcPr>
+          <w:p>
+            <w:r/>
+            <w:r>
+              <w:rPr>
+                <w:b w:val="0"/>
+                <w:sz w:val="18"/>
+              </w:rPr>
+              <w:t>22,764.67</w:t>
+            </w:r>
+          </w:p>
+        </w:tc>
+        <w:tc>
+          <w:tcPr>
+            <w:tcW w:type="dxa" w:w="1080"/>
+          </w:tcPr>
+          <w:p>
+            <w:r/>
+            <w:r>
+              <w:rPr>
+                <w:b w:val="0"/>
+                <w:sz w:val="18"/>
+              </w:rPr>
+              <w:t>4,520.50</w:t>
+            </w:r>
+          </w:p>
+        </w:tc>
+        <w:tc>
+          <w:tcPr>
+            <w:tcW w:type="dxa" w:w="1080"/>
+          </w:tcPr>
+          <w:p>
+            <w:r/>
+            <w:r>
+              <w:rPr>
+                <w:b w:val="0"/>
+                <w:sz w:val="18"/>
+              </w:rPr>
+              <w:t>22,494.54</w:t>
+            </w:r>
+          </w:p>
+        </w:tc>
+        <w:tc>
+          <w:tcPr>
+            <w:tcW w:type="dxa" w:w="1080"/>
+          </w:tcPr>
+          <w:p>
+            <w:r/>
+            <w:r>
+              <w:rPr>
+                <w:b w:val="0"/>
+                <w:sz w:val="18"/>
+              </w:rPr>
+              <w:t>6,222.46</w:t>
+            </w:r>
+          </w:p>
+        </w:tc>
+        <w:tc>
+          <w:tcPr>
+            <w:tcW w:type="dxa" w:w="1080"/>
+          </w:tcPr>
+          <w:p>
+            <w:r/>
+            <w:r>
+              <w:rPr>
+                <w:b w:val="0"/>
+                <w:sz w:val="18"/>
+              </w:rPr>
+              <w:t>56,002.18</w:t>
+            </w:r>
+          </w:p>
+        </w:tc>
+        <w:tc>
+          <w:tcPr>
+            <w:tcW w:type="dxa" w:w="1080"/>
+          </w:tcPr>
+          <w:p>
+            <w:r/>
+            <w:r>
+              <w:rPr>
+                <w:b w:val="0"/>
+                <w:sz w:val="18"/>
+              </w:rPr>
+              <w:t>151,536.15</w:t>
+            </w:r>
+          </w:p>
+        </w:tc>
+        <w:tc>
+          <w:tcPr>
+            <w:tcW w:type="dxa" w:w="1080"/>
+          </w:tcPr>
+          <w:p>
+            <w:r/>
+            <w:r>
+              <w:rPr>
+                <w:b w:val="0"/>
+                <w:sz w:val="18"/>
+              </w:rPr>
+              <w:t>36.96%</w:t>
+            </w:r>
+          </w:p>
+        </w:tc>
+      </w:tr>
+      <w:tr>
+        <w:tc>
+          <w:tcPr>
+            <w:tcW w:type="dxa" w:w="1080"/>
+          </w:tcPr>
+          <w:p>
+            <w:r/>
+            <w:r>
+              <w:rPr>
+                <w:b w:val="0"/>
+                <w:sz w:val="18"/>
+              </w:rPr>
+              <w:t>Ridgewood, NJ</w:t>
+            </w:r>
+          </w:p>
+        </w:tc>
+        <w:tc>
+          <w:tcPr>
+            <w:tcW w:type="dxa" w:w="1080"/>
+          </w:tcPr>
+          <w:p>
+            <w:r/>
+            <w:r>
+              <w:rPr>
+                <w:b w:val="0"/>
+                <w:sz w:val="18"/>
+              </w:rPr>
+              <w:t>24,793.00</w:t>
+            </w:r>
+          </w:p>
+        </w:tc>
+        <w:tc>
+          <w:tcPr>
+            <w:tcW w:type="dxa" w:w="1080"/>
+          </w:tcPr>
+          <w:p>
+            <w:r/>
+            <w:r>
+              <w:rPr>
+                <w:b w:val="0"/>
+                <w:sz w:val="18"/>
+              </w:rPr>
+              <w:t>4,715.75</w:t>
+            </w:r>
+          </w:p>
+        </w:tc>
+        <w:tc>
+          <w:tcPr>
+            <w:tcW w:type="dxa" w:w="1080"/>
+          </w:tcPr>
+          <w:p>
+            <w:r/>
+            <w:r>
+              <w:rPr>
+                <w:b w:val="0"/>
+                <w:sz w:val="18"/>
+              </w:rPr>
+              <w:t>21,905.34</w:t>
+            </w:r>
+          </w:p>
+        </w:tc>
+        <w:tc>
+          <w:tcPr>
+            <w:tcW w:type="dxa" w:w="1080"/>
+          </w:tcPr>
+          <w:p>
+            <w:r/>
+            <w:r>
+              <w:rPr>
+                <w:b w:val="0"/>
+                <w:sz w:val="18"/>
+              </w:rPr>
+              <w:t>6,426.76</w:t>
+            </w:r>
+          </w:p>
+        </w:tc>
+        <w:tc>
+          <w:tcPr>
+            <w:tcW w:type="dxa" w:w="1080"/>
+          </w:tcPr>
+          <w:p>
+            <w:r/>
+            <w:r>
+              <w:rPr>
+                <w:b w:val="0"/>
+                <w:sz w:val="18"/>
+              </w:rPr>
+              <w:t>57,840.86</w:t>
+            </w:r>
+          </w:p>
+        </w:tc>
+        <w:tc>
+          <w:tcPr>
+            <w:tcW w:type="dxa" w:w="1080"/>
+          </w:tcPr>
+          <w:p>
+            <w:r/>
+            <w:r>
+              <w:rPr>
+                <w:b w:val="0"/>
+                <w:sz w:val="18"/>
+              </w:rPr>
+              <w:t>148,521.08</w:t>
+            </w:r>
+          </w:p>
+        </w:tc>
+        <w:tc>
+          <w:tcPr>
+            <w:tcW w:type="dxa" w:w="1080"/>
+          </w:tcPr>
+          <w:p>
+            <w:r/>
+            <w:r>
+              <w:rPr>
+                <w:b w:val="0"/>
+                <w:sz w:val="18"/>
+              </w:rPr>
+              <w:t>38.94%</w:t>
+            </w:r>
+          </w:p>
+        </w:tc>
+      </w:tr>
+      <w:tr>
+        <w:tc>
+          <w:tcPr>
+            <w:tcW w:type="dxa" w:w="1080"/>
+          </w:tcPr>
+          <w:p>
+            <w:r/>
+            <w:r>
+              <w:rPr>
+                <w:b w:val="0"/>
+                <w:sz w:val="18"/>
+              </w:rPr>
+              <w:t>Short Hills, NJ</w:t>
+            </w:r>
+          </w:p>
+        </w:tc>
+        <w:tc>
+          <w:tcPr>
+            <w:tcW w:type="dxa" w:w="1080"/>
+          </w:tcPr>
+          <w:p>
+            <w:r/>
+            <w:r>
+              <w:rPr>
+                <w:b w:val="0"/>
+                <w:sz w:val="18"/>
+              </w:rPr>
+              <w:t>22,885.68</w:t>
+            </w:r>
+          </w:p>
+        </w:tc>
+        <w:tc>
+          <w:tcPr>
+            <w:tcW w:type="dxa" w:w="1080"/>
+          </w:tcPr>
+          <w:p>
+            <w:r/>
+            <w:r>
+              <w:rPr>
+                <w:b w:val="0"/>
+                <w:sz w:val="18"/>
+              </w:rPr>
+              <w:t>3,433.00</w:t>
+            </w:r>
+          </w:p>
+        </w:tc>
+        <w:tc>
+          <w:tcPr>
+            <w:tcW w:type="dxa" w:w="1080"/>
+          </w:tcPr>
+          <w:p>
+            <w:r/>
+            <w:r>
+              <w:rPr>
+                <w:b w:val="0"/>
+                <w:sz w:val="18"/>
+              </w:rPr>
+              <w:t>19,211.92</w:t>
+            </w:r>
+          </w:p>
+        </w:tc>
+        <w:tc>
+          <w:tcPr>
+            <w:tcW w:type="dxa" w:w="1080"/>
+          </w:tcPr>
+          <w:p>
+            <w:r/>
+            <w:r>
+              <w:rPr>
+                <w:b w:val="0"/>
+                <w:sz w:val="18"/>
+              </w:rPr>
+              <w:t>5,691.32</w:t>
+            </w:r>
+          </w:p>
+        </w:tc>
+        <w:tc>
+          <w:tcPr>
+            <w:tcW w:type="dxa" w:w="1080"/>
+          </w:tcPr>
+          <w:p>
+            <w:r/>
+            <w:r>
+              <w:rPr>
+                <w:b w:val="0"/>
+                <w:sz w:val="18"/>
+              </w:rPr>
+              <w:t>51,221.92</w:t>
+            </w:r>
+          </w:p>
+        </w:tc>
+        <w:tc>
+          <w:tcPr>
+            <w:tcW w:type="dxa" w:w="1080"/>
+          </w:tcPr>
+          <w:p>
+            <w:r/>
+            <w:r>
+              <w:rPr>
+                <w:b w:val="0"/>
+                <w:sz w:val="18"/>
+              </w:rPr>
+              <w:t>129,971.09</w:t>
+            </w:r>
+          </w:p>
+        </w:tc>
+        <w:tc>
+          <w:tcPr>
+            <w:tcW w:type="dxa" w:w="1080"/>
+          </w:tcPr>
+          <w:p>
+            <w:r/>
+            <w:r>
+              <w:rPr>
+                <w:b w:val="0"/>
+                <w:sz w:val="18"/>
+              </w:rPr>
+              <w:t>39.41%</w:t>
+            </w:r>
+          </w:p>
+        </w:tc>
+      </w:tr>
+      <w:tr>
+        <w:tc>
+          <w:tcPr>
+            <w:tcW w:type="dxa" w:w="1080"/>
+          </w:tcPr>
+          <w:p>
+            <w:r/>
+            <w:r>
+              <w:rPr>
+                <w:b w:val="0"/>
+                <w:sz w:val="18"/>
+              </w:rPr>
+              <w:t>Tribeca, NY</w:t>
+            </w:r>
+          </w:p>
+        </w:tc>
+        <w:tc>
+          <w:tcPr>
+            <w:tcW w:type="dxa" w:w="1080"/>
+          </w:tcPr>
+          <w:p>
+            <w:r/>
+            <w:r>
+              <w:rPr>
+                <w:b w:val="0"/>
+                <w:sz w:val="18"/>
+              </w:rPr>
+              <w:t>13,001.46</w:t>
+            </w:r>
+          </w:p>
+        </w:tc>
+        <w:tc>
+          <w:tcPr>
+            <w:tcW w:type="dxa" w:w="1080"/>
+          </w:tcPr>
+          <w:p>
+            <w:r/>
+            <w:r>
+              <w:rPr>
+                <w:b w:val="0"/>
+                <w:sz w:val="18"/>
+              </w:rPr>
+              <w:t>2,075.50</w:t>
+            </w:r>
+          </w:p>
+        </w:tc>
+        <w:tc>
+          <w:tcPr>
+            <w:tcW w:type="dxa" w:w="1080"/>
+          </w:tcPr>
+          <w:p>
+            <w:r/>
+            <w:r>
+              <w:rPr>
+                <w:b w:val="0"/>
+                <w:sz w:val="18"/>
+              </w:rPr>
+              <w:t>7,455.78</w:t>
+            </w:r>
+          </w:p>
+        </w:tc>
+        <w:tc>
+          <w:tcPr>
+            <w:tcW w:type="dxa" w:w="1080"/>
+          </w:tcPr>
+          <w:p>
+            <w:r/>
+            <w:r>
+              <w:rPr>
+                <w:b w:val="0"/>
+                <w:sz w:val="18"/>
+              </w:rPr>
+              <w:t>2,816.59</w:t>
+            </w:r>
+          </w:p>
+        </w:tc>
+        <w:tc>
+          <w:tcPr>
+            <w:tcW w:type="dxa" w:w="1080"/>
+          </w:tcPr>
+          <w:p>
+            <w:r/>
+            <w:r>
+              <w:rPr>
+                <w:b w:val="0"/>
+                <w:sz w:val="18"/>
+              </w:rPr>
+              <w:t>25,349.34</w:t>
+            </w:r>
+          </w:p>
+        </w:tc>
+        <w:tc>
+          <w:tcPr>
+            <w:tcW w:type="dxa" w:w="1080"/>
+          </w:tcPr>
+          <w:p>
+            <w:r/>
+            <w:r>
+              <w:rPr>
+                <w:b w:val="0"/>
+                <w:sz w:val="18"/>
+              </w:rPr>
+              <w:t>49,808.83</w:t>
+            </w:r>
+          </w:p>
+        </w:tc>
+        <w:tc>
+          <w:tcPr>
+            <w:tcW w:type="dxa" w:w="1080"/>
+          </w:tcPr>
+          <w:p>
+            <w:r/>
+            <w:r>
+              <w:rPr>
+                <w:b w:val="0"/>
+                <w:sz w:val="18"/>
+              </w:rPr>
+              <w:t>50.89%</w:t>
+            </w:r>
+          </w:p>
+        </w:tc>
+      </w:tr>
+      <w:tr>
+        <w:tc>
+          <w:tcPr>
+            <w:tcW w:type="dxa" w:w="1080"/>
+          </w:tcPr>
+          <w:p>
+            <w:r/>
+            <w:r>
+              <w:rPr>
+                <w:b w:val="0"/>
+                <w:sz w:val="18"/>
+              </w:rPr>
+              <w:t>Waldorf, MD</w:t>
+            </w:r>
+          </w:p>
+        </w:tc>
+        <w:tc>
+          <w:tcPr>
+            <w:tcW w:type="dxa" w:w="1080"/>
+          </w:tcPr>
+          <w:p>
+            <w:r/>
+            <w:r>
+              <w:rPr>
+                <w:b w:val="0"/>
+                <w:sz w:val="18"/>
+              </w:rPr>
+              <w:t>14,133.18</w:t>
+            </w:r>
+          </w:p>
+        </w:tc>
+        <w:tc>
+          <w:tcPr>
+            <w:tcW w:type="dxa" w:w="1080"/>
+          </w:tcPr>
+          <w:p>
+            <w:r/>
+            <w:r>
+              <w:rPr>
+                <w:b w:val="0"/>
+                <w:sz w:val="18"/>
+              </w:rPr>
+              <w:t>1,041.00</w:t>
+            </w:r>
+          </w:p>
+        </w:tc>
+        <w:tc>
+          <w:tcPr>
+            <w:tcW w:type="dxa" w:w="1080"/>
+          </w:tcPr>
+          <w:p>
+            <w:r/>
+            <w:r>
+              <w:rPr>
+                <w:b w:val="0"/>
+                <w:sz w:val="18"/>
+              </w:rPr>
+              <w:t>4,973.13</w:t>
+            </w:r>
+          </w:p>
+        </w:tc>
+        <w:tc>
+          <w:tcPr>
+            <w:tcW w:type="dxa" w:w="1080"/>
+          </w:tcPr>
+          <w:p>
+            <w:r/>
+            <w:r>
+              <w:rPr>
+                <w:b w:val="0"/>
+                <w:sz w:val="18"/>
+              </w:rPr>
+              <w:t>2,518.41</w:t>
+            </w:r>
+          </w:p>
+        </w:tc>
+        <w:tc>
+          <w:tcPr>
+            <w:tcW w:type="dxa" w:w="1080"/>
+          </w:tcPr>
+          <w:p>
+            <w:r/>
+            <w:r>
+              <w:rPr>
+                <w:b w:val="0"/>
+                <w:sz w:val="18"/>
+              </w:rPr>
+              <w:t>22,665.72</w:t>
+            </w:r>
+          </w:p>
+        </w:tc>
+        <w:tc>
+          <w:tcPr>
+            <w:tcW w:type="dxa" w:w="1080"/>
+          </w:tcPr>
+          <w:p>
+            <w:r/>
+            <w:r>
+              <w:rPr>
+                <w:b w:val="0"/>
+                <w:sz w:val="18"/>
+              </w:rPr>
+              <w:t>33,728.16</w:t>
+            </w:r>
+          </w:p>
+        </w:tc>
+        <w:tc>
+          <w:tcPr>
+            <w:tcW w:type="dxa" w:w="1080"/>
+          </w:tcPr>
+          <w:p>
+            <w:r/>
+            <w:r>
+              <w:rPr>
+                <w:b w:val="0"/>
+                <w:sz w:val="18"/>
+              </w:rPr>
+              <w:t>67.20%</w:t>
+            </w:r>
+          </w:p>
+        </w:tc>
+      </w:tr>
+      <w:tr>
+        <w:tc>
+          <w:tcPr>
+            <w:tcW w:type="dxa" w:w="1080"/>
+          </w:tcPr>
+          <w:p>
+            <w:r/>
+            <w:r>
+              <w:rPr>
+                <w:b/>
+                <w:sz w:val="18"/>
+              </w:rPr>
+              <w:t>ALL CENTERS (tile)</w:t>
+            </w:r>
+          </w:p>
+        </w:tc>
+        <w:tc>
+          <w:tcPr>
+            <w:tcW w:type="dxa" w:w="1080"/>
+          </w:tcPr>
+          <w:p>
+            <w:r/>
+            <w:r>
+              <w:rPr>
+                <w:b/>
+                <w:sz w:val="18"/>
+              </w:rPr>
+              <w:t>309,040.29</w:t>
+            </w:r>
+          </w:p>
+        </w:tc>
+        <w:tc>
+          <w:tcPr>
+            <w:tcW w:type="dxa" w:w="1080"/>
+          </w:tcPr>
+          <w:p>
+            <w:r/>
+            <w:r>
+              <w:rPr>
+                <w:b/>
+                <w:sz w:val="18"/>
+              </w:rPr>
+              <w:t>51,802.25</w:t>
+            </w:r>
+          </w:p>
+        </w:tc>
+        <w:tc>
+          <w:tcPr>
+            <w:tcW w:type="dxa" w:w="1080"/>
+          </w:tcPr>
+          <w:p>
+            <w:r/>
+            <w:r>
+              <w:rPr>
+                <w:b/>
+                <w:sz w:val="18"/>
+              </w:rPr>
+              <w:t>263,178.16</w:t>
+            </w:r>
+          </w:p>
+        </w:tc>
+        <w:tc>
+          <w:tcPr>
+            <w:tcW w:type="dxa" w:w="1080"/>
+          </w:tcPr>
+          <w:p>
+            <w:r/>
+            <w:r>
+              <w:rPr>
+                <w:b/>
+                <w:sz w:val="18"/>
+              </w:rPr>
+              <w:t>78,002.59</w:t>
+            </w:r>
+          </w:p>
+        </w:tc>
+        <w:tc>
+          <w:tcPr>
+            <w:tcW w:type="dxa" w:w="1080"/>
+          </w:tcPr>
+          <w:p>
+            <w:r/>
+            <w:r>
+              <w:rPr>
+                <w:b/>
+                <w:sz w:val="18"/>
+              </w:rPr>
+              <w:t>702,023.29</w:t>
+            </w:r>
+          </w:p>
+        </w:tc>
+        <w:tc>
+          <w:tcPr>
+            <w:tcW w:type="dxa" w:w="1080"/>
+          </w:tcPr>
+          <w:p>
+            <w:r/>
+            <w:r>
+              <w:rPr>
+                <w:b/>
+                <w:sz w:val="18"/>
+              </w:rPr>
+              <w:t>1,802,083.98</w:t>
+            </w:r>
+          </w:p>
+        </w:tc>
+        <w:tc>
+          <w:tcPr>
+            <w:tcW w:type="dxa" w:w="1080"/>
+          </w:tcPr>
+          <w:p>
+            <w:r/>
+            <w:r>
+              <w:rPr>
+                <w:b/>
+                <w:sz w:val="18"/>
+              </w:rPr>
+              <w:t>38.96%</w:t>
+            </w:r>
+          </w:p>
+        </w:tc>
+      </w:tr>
+    </w:tbl>
     <w:p>
       <w:pPr>
         <w:pStyle w:val="Heading2"/>
